--- a/modelos/08_treinamento_nr12.docx
+++ b/modelos/08_treinamento_nr12.docx
@@ -36,7 +36,7 @@
               <w:pStyle w:val="PargrafodaLista"/>
               <w:numPr>
                 <w:ilvl w:val="0"/>
-                <w:numId w:val="9"/>
+                <w:numId w:val="19"/>
               </w:numPr>
               <w:jc w:val="center"/>
               <w:rPr>
@@ -171,11 +171,25 @@
               </w:rPr>
               <w:t>Funcionário</w:t>
             </w:r>
-            <w:r>
-              <w:rPr>
-                <w:rFonts w:ascii="Arial" w:hAnsi="Arial" w:cs="Arial"/>
-              </w:rPr>
-              <w:t>:  @nome</w:t>
+            <w:proofErr w:type="gramStart"/>
+            <w:r>
+              <w:rPr>
+                <w:rFonts w:ascii="Arial" w:hAnsi="Arial" w:cs="Arial"/>
+              </w:rPr>
+              <w:t xml:space="preserve">:  </w:t>
+            </w:r>
+            <w:r>
+              <w:rPr>
+                <w:rFonts w:ascii="Arial" w:hAnsi="Arial" w:cs="Arial"/>
+              </w:rPr>
+              <w:t>{</w:t>
+            </w:r>
+            <w:proofErr w:type="gramEnd"/>
+            <w:r>
+              <w:rPr>
+                <w:rFonts w:ascii="Arial" w:hAnsi="Arial" w:cs="Arial"/>
+              </w:rPr>
+              <w:t>{NOME}}</w:t>
             </w:r>
           </w:p>
         </w:tc>
@@ -212,7 +226,7 @@
               <w:rPr>
                 <w:rFonts w:ascii="Arial" w:hAnsi="Arial" w:cs="Arial"/>
               </w:rPr>
-              <w:t>:  @matricula</w:t>
+              <w:t xml:space="preserve">:  </w:t>
             </w:r>
           </w:p>
         </w:tc>
@@ -254,7 +268,27 @@
               <w:rPr>
                 <w:rFonts w:ascii="Arial" w:hAnsi="Arial" w:cs="Arial"/>
               </w:rPr>
-              <w:t>:   @funcao</w:t>
+              <w:t>:</w:t>
+            </w:r>
+            <w:proofErr w:type="gramStart"/>
+            <w:r>
+              <w:rPr>
+                <w:rFonts w:ascii="Arial" w:hAnsi="Arial" w:cs="Arial"/>
+              </w:rPr>
+              <w:t xml:space="preserve">   </w:t>
+            </w:r>
+            <w:r>
+              <w:rPr>
+                <w:rFonts w:ascii="Arial" w:hAnsi="Arial" w:cs="Arial"/>
+              </w:rPr>
+              <w:t>{</w:t>
+            </w:r>
+            <w:proofErr w:type="gramEnd"/>
+            <w:r>
+              <w:rPr>
+                <w:rFonts w:ascii="Arial" w:hAnsi="Arial" w:cs="Arial"/>
+              </w:rPr>
+              <w:t>{CARGO}}</w:t>
             </w:r>
           </w:p>
         </w:tc>
@@ -292,11 +326,25 @@
               </w:rPr>
               <w:t>Admissão</w:t>
             </w:r>
-            <w:r>
-              <w:rPr>
-                <w:rFonts w:ascii="Arial" w:hAnsi="Arial" w:cs="Arial"/>
-              </w:rPr>
-              <w:t>:  @dt_adm</w:t>
+            <w:proofErr w:type="gramStart"/>
+            <w:r>
+              <w:rPr>
+                <w:rFonts w:ascii="Arial" w:hAnsi="Arial" w:cs="Arial"/>
+              </w:rPr>
+              <w:t xml:space="preserve">:  </w:t>
+            </w:r>
+            <w:r>
+              <w:rPr>
+                <w:rFonts w:ascii="Arial" w:hAnsi="Arial" w:cs="Arial"/>
+              </w:rPr>
+              <w:t>{</w:t>
+            </w:r>
+            <w:proofErr w:type="gramEnd"/>
+            <w:r>
+              <w:rPr>
+                <w:rFonts w:ascii="Arial" w:hAnsi="Arial" w:cs="Arial"/>
+              </w:rPr>
+              <w:t>{DATA_ADMISSAO}}</w:t>
             </w:r>
           </w:p>
         </w:tc>
@@ -334,11 +382,25 @@
               </w:rPr>
               <w:t>Lotação</w:t>
             </w:r>
-            <w:r>
-              <w:rPr>
-                <w:rFonts w:ascii="Arial" w:hAnsi="Arial" w:cs="Arial"/>
-              </w:rPr>
-              <w:t>:  @lotacao</w:t>
+            <w:proofErr w:type="gramStart"/>
+            <w:r>
+              <w:rPr>
+                <w:rFonts w:ascii="Arial" w:hAnsi="Arial" w:cs="Arial"/>
+              </w:rPr>
+              <w:t xml:space="preserve">:  </w:t>
+            </w:r>
+            <w:r>
+              <w:rPr>
+                <w:rFonts w:ascii="Arial" w:hAnsi="Arial" w:cs="Arial"/>
+              </w:rPr>
+              <w:t>{</w:t>
+            </w:r>
+            <w:proofErr w:type="gramEnd"/>
+            <w:r>
+              <w:rPr>
+                <w:rFonts w:ascii="Arial" w:hAnsi="Arial" w:cs="Arial"/>
+              </w:rPr>
+              <w:t>{LOTACAO}}</w:t>
             </w:r>
           </w:p>
         </w:tc>
@@ -398,13 +460,19 @@
                 <w:b/>
                 <w:bCs/>
               </w:rPr>
-              <w:t xml:space="preserve">Nº CTPS:  </w:t>
-            </w:r>
-            <w:r>
-              <w:rPr>
-                <w:rFonts w:ascii="Arial" w:hAnsi="Arial" w:cs="Arial"/>
-              </w:rPr>
-              <w:t>@ctps</w:t>
+              <w:t>Nº CPF</w:t>
+            </w:r>
+            <w:r>
+              <w:rPr>
+                <w:rFonts w:ascii="Arial" w:hAnsi="Arial" w:cs="Arial"/>
+              </w:rPr>
+              <w:t xml:space="preserve">: </w:t>
+            </w:r>
+            <w:r>
+              <w:rPr>
+                <w:rFonts w:ascii="Arial" w:hAnsi="Arial" w:cs="Arial"/>
+              </w:rPr>
+              <w:t>{{CPF}}</w:t>
             </w:r>
           </w:p>
         </w:tc>
@@ -429,20 +497,6 @@
                 <w:szCs w:val="24"/>
               </w:rPr>
             </w:pPr>
-            <w:r>
-              <w:rPr>
-                <w:rFonts w:ascii="Arial" w:hAnsi="Arial" w:cs="Arial"/>
-                <w:b/>
-                <w:bCs/>
-              </w:rPr>
-              <w:t>Nº RG</w:t>
-            </w:r>
-            <w:r>
-              <w:rPr>
-                <w:rFonts w:ascii="Arial" w:hAnsi="Arial" w:cs="Arial"/>
-              </w:rPr>
-              <w:t>: @rg</w:t>
-            </w:r>
           </w:p>
         </w:tc>
         <w:tc>
@@ -471,13 +525,7 @@
                 <w:b/>
                 <w:bCs/>
               </w:rPr>
-              <w:t xml:space="preserve"> Nº CPF</w:t>
-            </w:r>
-            <w:r>
-              <w:rPr>
-                <w:rFonts w:ascii="Arial" w:hAnsi="Arial" w:cs="Arial"/>
-              </w:rPr>
-              <w:t>: @cpf</w:t>
+              <w:t xml:space="preserve"> </w:t>
             </w:r>
           </w:p>
         </w:tc>
@@ -502,7 +550,7 @@
               <w:pStyle w:val="PargrafodaLista"/>
               <w:numPr>
                 <w:ilvl w:val="0"/>
-                <w:numId w:val="9"/>
+                <w:numId w:val="19"/>
               </w:numPr>
               <w:jc w:val="center"/>
               <w:rPr>
@@ -581,7 +629,7 @@
               <w:pStyle w:val="PargrafodaLista"/>
               <w:numPr>
                 <w:ilvl w:val="0"/>
-                <w:numId w:val="9"/>
+                <w:numId w:val="19"/>
               </w:numPr>
               <w:jc w:val="center"/>
               <w:rPr>
@@ -659,7 +707,7 @@
               <w:pStyle w:val="PargrafodaLista"/>
               <w:numPr>
                 <w:ilvl w:val="0"/>
-                <w:numId w:val="9"/>
+                <w:numId w:val="19"/>
               </w:numPr>
               <w:jc w:val="center"/>
               <w:rPr>
@@ -761,7 +809,7 @@
               <w:pStyle w:val="PargrafodaLista"/>
               <w:numPr>
                 <w:ilvl w:val="0"/>
-                <w:numId w:val="9"/>
+                <w:numId w:val="19"/>
               </w:numPr>
               <w:jc w:val="center"/>
               <w:rPr>
@@ -1465,7 +1513,7 @@
               <w:pStyle w:val="PargrafodaLista"/>
               <w:numPr>
                 <w:ilvl w:val="0"/>
-                <w:numId w:val="9"/>
+                <w:numId w:val="19"/>
               </w:numPr>
               <w:jc w:val="center"/>
               <w:rPr>
@@ -1525,17 +1573,7 @@
                 <w:sz w:val="16"/>
                 <w:szCs w:val="16"/>
               </w:rPr>
-              <w:t>6</w:t>
-            </w:r>
-            <w:r>
-              <w:rPr>
-                <w:rFonts w:ascii="Arial" w:hAnsi="Arial" w:cs="Arial"/>
-                <w:b/>
-                <w:bCs/>
-                <w:sz w:val="16"/>
-                <w:szCs w:val="16"/>
-              </w:rPr>
-              <w:t>.1 Da Empresa — NR-12 item 12.1.7 e 12.1.8:</w:t>
+              <w:t>6.1 Da Empresa — NR-12 item 12.1.7 e 12.1.8:</w:t>
             </w:r>
           </w:p>
           <w:p>
@@ -1659,17 +1697,7 @@
                 <w:sz w:val="16"/>
                 <w:szCs w:val="16"/>
               </w:rPr>
-              <w:t>6</w:t>
-            </w:r>
-            <w:r>
-              <w:rPr>
-                <w:rFonts w:ascii="Arial" w:hAnsi="Arial" w:cs="Arial"/>
-                <w:b/>
-                <w:bCs/>
-                <w:sz w:val="16"/>
-                <w:szCs w:val="16"/>
-              </w:rPr>
-              <w:t>.2 Do Colaborador — NR-12 item 12.1.10:</w:t>
+              <w:t>6.2 Do Colaborador — NR-12 item 12.1.10:</w:t>
             </w:r>
           </w:p>
           <w:p>
@@ -1841,17 +1869,7 @@
                 <w:sz w:val="16"/>
                 <w:szCs w:val="16"/>
               </w:rPr>
-              <w:t>6</w:t>
-            </w:r>
-            <w:r>
-              <w:rPr>
-                <w:rFonts w:ascii="Arial" w:hAnsi="Arial" w:cs="Arial"/>
-                <w:b/>
-                <w:bCs/>
-                <w:sz w:val="16"/>
-                <w:szCs w:val="16"/>
-              </w:rPr>
-              <w:t>.3 Responsabilização do Colaborador — art. 462 da CLT:</w:t>
+              <w:t>6.3 Responsabilização do Colaborador — art. 462 da CLT:</w:t>
             </w:r>
           </w:p>
           <w:p>
@@ -1972,7 +1990,7 @@
               <w:pStyle w:val="PargrafodaLista"/>
               <w:numPr>
                 <w:ilvl w:val="0"/>
-                <w:numId w:val="9"/>
+                <w:numId w:val="19"/>
               </w:numPr>
               <w:jc w:val="center"/>
               <w:rPr>
@@ -2082,6 +2100,7 @@
           <w:p>
             <w:pPr>
               <w:spacing w:before="60" w:after="60"/>
+              <w:jc w:val="center"/>
               <w:rPr>
                 <w:rFonts w:ascii="Arial" w:hAnsi="Arial" w:cs="Arial"/>
                 <w:b/>
@@ -2173,7 +2192,7 @@
                 <w:szCs w:val="18"/>
                 <w:shd w:val="clear" w:color="auto" w:fill="FFFFFF"/>
               </w:rPr>
-              <w:t>@nome</w:t>
+              <w:t>{{NOME}}</w:t>
             </w:r>
           </w:p>
         </w:tc>
@@ -2196,6 +2215,7 @@
                 <w:tab w:val="right" w:pos="5356"/>
               </w:tabs>
               <w:spacing w:before="60" w:after="60"/>
+              <w:jc w:val="center"/>
               <w:rPr>
                 <w:rFonts w:ascii="Arial" w:hAnsi="Arial" w:cs="Arial"/>
                 <w:sz w:val="18"/>
@@ -2210,32 +2230,7 @@
                 <w:szCs w:val="18"/>
                 <w:shd w:val="clear" w:color="auto" w:fill="FFFFFF"/>
               </w:rPr>
-              <w:tab/>
-            </w:r>
-            <w:r>
-              <w:rPr>
-                <w:rFonts w:ascii="Arial" w:hAnsi="Arial" w:cs="Arial"/>
-                <w:szCs w:val="24"/>
-                <w:shd w:val="clear" w:color="auto" w:fill="FFFFFF"/>
-              </w:rPr>
-              <w:t>@</w:t>
-            </w:r>
-            <w:r>
-              <w:rPr>
-                <w:rFonts w:ascii="Arial" w:hAnsi="Arial" w:cs="Arial"/>
-                <w:szCs w:val="24"/>
-                <w:shd w:val="clear" w:color="auto" w:fill="FFFFFF"/>
-              </w:rPr>
-              <w:t>resp_tecnico</w:t>
-            </w:r>
-            <w:r>
-              <w:rPr>
-                <w:rFonts w:ascii="Arial" w:hAnsi="Arial" w:cs="Arial"/>
-                <w:sz w:val="18"/>
-                <w:szCs w:val="18"/>
-                <w:shd w:val="clear" w:color="auto" w:fill="FFFFFF"/>
-              </w:rPr>
-              <w:tab/>
+              <w:t>{{RESP_SST}}</w:t>
             </w:r>
           </w:p>
         </w:tc>
@@ -2602,7 +2597,7 @@
         <v:path o:extrusionok="f" gradientshapeok="t" o:connecttype="rect"/>
         <o:lock v:ext="edit" aspectratio="t"/>
       </v:shapetype>
-      <v:shape id="_x0000_i1035" type="#_x0000_t75" style="width:11.25pt;height:11.25pt" o:bullet="t">
+      <v:shape id="_x0000_i1060" type="#_x0000_t75" style="width:11.2pt;height:11.2pt" o:bullet="t">
         <v:imagedata r:id="rId1" o:title="mso8E6E"/>
       </v:shape>
     </w:pict>
@@ -2726,6 +2721,124 @@
     </w:lvl>
   </w:abstractNum>
   <w:abstractNum w:abstractNumId="1" w15:restartNumberingAfterBreak="0">
+    <w:nsid w:val="0645305E"/>
+    <w:multiLevelType w:val="multilevel"/>
+    <w:tmpl w:val="60DA081A"/>
+    <w:lvl w:ilvl="0">
+      <w:start w:val="1"/>
+      <w:numFmt w:val="decimal"/>
+      <w:lvlText w:val="%1."/>
+      <w:lvlJc w:val="left"/>
+      <w:pPr>
+        <w:ind w:left="720" w:hanging="360"/>
+      </w:pPr>
+    </w:lvl>
+    <w:lvl w:ilvl="1">
+      <w:start w:val="1"/>
+      <w:numFmt w:val="decimal"/>
+      <w:isLgl/>
+      <w:lvlText w:val="%1.%2"/>
+      <w:lvlJc w:val="left"/>
+      <w:pPr>
+        <w:ind w:left="720" w:hanging="360"/>
+      </w:pPr>
+      <w:rPr>
+        <w:rFonts w:hint="default"/>
+      </w:rPr>
+    </w:lvl>
+    <w:lvl w:ilvl="2">
+      <w:start w:val="1"/>
+      <w:numFmt w:val="decimal"/>
+      <w:isLgl/>
+      <w:lvlText w:val="%1.%2.%3"/>
+      <w:lvlJc w:val="left"/>
+      <w:pPr>
+        <w:ind w:left="720" w:hanging="360"/>
+      </w:pPr>
+      <w:rPr>
+        <w:rFonts w:hint="default"/>
+      </w:rPr>
+    </w:lvl>
+    <w:lvl w:ilvl="3">
+      <w:start w:val="1"/>
+      <w:numFmt w:val="decimal"/>
+      <w:isLgl/>
+      <w:lvlText w:val="%1.%2.%3.%4"/>
+      <w:lvlJc w:val="left"/>
+      <w:pPr>
+        <w:ind w:left="1080" w:hanging="720"/>
+      </w:pPr>
+      <w:rPr>
+        <w:rFonts w:hint="default"/>
+      </w:rPr>
+    </w:lvl>
+    <w:lvl w:ilvl="4">
+      <w:start w:val="1"/>
+      <w:numFmt w:val="decimal"/>
+      <w:isLgl/>
+      <w:lvlText w:val="%1.%2.%3.%4.%5"/>
+      <w:lvlJc w:val="left"/>
+      <w:pPr>
+        <w:ind w:left="1080" w:hanging="720"/>
+      </w:pPr>
+      <w:rPr>
+        <w:rFonts w:hint="default"/>
+      </w:rPr>
+    </w:lvl>
+    <w:lvl w:ilvl="5">
+      <w:start w:val="1"/>
+      <w:numFmt w:val="decimal"/>
+      <w:isLgl/>
+      <w:lvlText w:val="%1.%2.%3.%4.%5.%6"/>
+      <w:lvlJc w:val="left"/>
+      <w:pPr>
+        <w:ind w:left="1440" w:hanging="1080"/>
+      </w:pPr>
+      <w:rPr>
+        <w:rFonts w:hint="default"/>
+      </w:rPr>
+    </w:lvl>
+    <w:lvl w:ilvl="6">
+      <w:start w:val="1"/>
+      <w:numFmt w:val="decimal"/>
+      <w:isLgl/>
+      <w:lvlText w:val="%1.%2.%3.%4.%5.%6.%7"/>
+      <w:lvlJc w:val="left"/>
+      <w:pPr>
+        <w:ind w:left="1440" w:hanging="1080"/>
+      </w:pPr>
+      <w:rPr>
+        <w:rFonts w:hint="default"/>
+      </w:rPr>
+    </w:lvl>
+    <w:lvl w:ilvl="7">
+      <w:start w:val="1"/>
+      <w:numFmt w:val="decimal"/>
+      <w:isLgl/>
+      <w:lvlText w:val="%1.%2.%3.%4.%5.%6.%7.%8"/>
+      <w:lvlJc w:val="left"/>
+      <w:pPr>
+        <w:ind w:left="1440" w:hanging="1080"/>
+      </w:pPr>
+      <w:rPr>
+        <w:rFonts w:hint="default"/>
+      </w:rPr>
+    </w:lvl>
+    <w:lvl w:ilvl="8">
+      <w:start w:val="1"/>
+      <w:numFmt w:val="decimal"/>
+      <w:isLgl/>
+      <w:lvlText w:val="%1.%2.%3.%4.%5.%6.%7.%8.%9"/>
+      <w:lvlJc w:val="left"/>
+      <w:pPr>
+        <w:ind w:left="1800" w:hanging="1440"/>
+      </w:pPr>
+      <w:rPr>
+        <w:rFonts w:hint="default"/>
+      </w:rPr>
+    </w:lvl>
+  </w:abstractNum>
+  <w:abstractNum w:abstractNumId="2" w15:restartNumberingAfterBreak="0">
     <w:nsid w:val="105539CA"/>
     <w:multiLevelType w:val="hybridMultilevel"/>
     <w:tmpl w:val="840E7A5E"/>
@@ -2816,7 +2929,7 @@
       </w:pPr>
     </w:lvl>
   </w:abstractNum>
-  <w:abstractNum w:abstractNumId="2" w15:restartNumberingAfterBreak="0">
+  <w:abstractNum w:abstractNumId="3" w15:restartNumberingAfterBreak="0">
     <w:nsid w:val="118717E1"/>
     <w:multiLevelType w:val="hybridMultilevel"/>
     <w:tmpl w:val="840E7A5E"/>
@@ -2907,7 +3020,7 @@
       </w:pPr>
     </w:lvl>
   </w:abstractNum>
-  <w:abstractNum w:abstractNumId="3" w15:restartNumberingAfterBreak="0">
+  <w:abstractNum w:abstractNumId="4" w15:restartNumberingAfterBreak="0">
     <w:nsid w:val="18B643CD"/>
     <w:multiLevelType w:val="multilevel"/>
     <w:tmpl w:val="60DA081A"/>
@@ -3025,7 +3138,96 @@
       </w:rPr>
     </w:lvl>
   </w:abstractNum>
-  <w:abstractNum w:abstractNumId="4" w15:restartNumberingAfterBreak="0">
+  <w:abstractNum w:abstractNumId="5" w15:restartNumberingAfterBreak="0">
+    <w:nsid w:val="19602CD9"/>
+    <w:multiLevelType w:val="hybridMultilevel"/>
+    <w:tmpl w:val="10AC16C0"/>
+    <w:lvl w:ilvl="0" w:tplc="0416000F">
+      <w:start w:val="1"/>
+      <w:numFmt w:val="decimal"/>
+      <w:lvlText w:val="%1."/>
+      <w:lvlJc w:val="left"/>
+      <w:pPr>
+        <w:ind w:left="720" w:hanging="360"/>
+      </w:pPr>
+      <w:rPr>
+        <w:rFonts w:hint="default"/>
+      </w:rPr>
+    </w:lvl>
+    <w:lvl w:ilvl="1" w:tplc="04160019" w:tentative="1">
+      <w:start w:val="1"/>
+      <w:numFmt w:val="lowerLetter"/>
+      <w:lvlText w:val="%2."/>
+      <w:lvlJc w:val="left"/>
+      <w:pPr>
+        <w:ind w:left="1440" w:hanging="360"/>
+      </w:pPr>
+    </w:lvl>
+    <w:lvl w:ilvl="2" w:tplc="0416001B" w:tentative="1">
+      <w:start w:val="1"/>
+      <w:numFmt w:val="lowerRoman"/>
+      <w:lvlText w:val="%3."/>
+      <w:lvlJc w:val="right"/>
+      <w:pPr>
+        <w:ind w:left="2160" w:hanging="180"/>
+      </w:pPr>
+    </w:lvl>
+    <w:lvl w:ilvl="3" w:tplc="0416000F" w:tentative="1">
+      <w:start w:val="1"/>
+      <w:numFmt w:val="decimal"/>
+      <w:lvlText w:val="%4."/>
+      <w:lvlJc w:val="left"/>
+      <w:pPr>
+        <w:ind w:left="2880" w:hanging="360"/>
+      </w:pPr>
+    </w:lvl>
+    <w:lvl w:ilvl="4" w:tplc="04160019" w:tentative="1">
+      <w:start w:val="1"/>
+      <w:numFmt w:val="lowerLetter"/>
+      <w:lvlText w:val="%5."/>
+      <w:lvlJc w:val="left"/>
+      <w:pPr>
+        <w:ind w:left="3600" w:hanging="360"/>
+      </w:pPr>
+    </w:lvl>
+    <w:lvl w:ilvl="5" w:tplc="0416001B" w:tentative="1">
+      <w:start w:val="1"/>
+      <w:numFmt w:val="lowerRoman"/>
+      <w:lvlText w:val="%6."/>
+      <w:lvlJc w:val="right"/>
+      <w:pPr>
+        <w:ind w:left="4320" w:hanging="180"/>
+      </w:pPr>
+    </w:lvl>
+    <w:lvl w:ilvl="6" w:tplc="0416000F" w:tentative="1">
+      <w:start w:val="1"/>
+      <w:numFmt w:val="decimal"/>
+      <w:lvlText w:val="%7."/>
+      <w:lvlJc w:val="left"/>
+      <w:pPr>
+        <w:ind w:left="5040" w:hanging="360"/>
+      </w:pPr>
+    </w:lvl>
+    <w:lvl w:ilvl="7" w:tplc="04160019" w:tentative="1">
+      <w:start w:val="1"/>
+      <w:numFmt w:val="lowerLetter"/>
+      <w:lvlText w:val="%8."/>
+      <w:lvlJc w:val="left"/>
+      <w:pPr>
+        <w:ind w:left="5760" w:hanging="360"/>
+      </w:pPr>
+    </w:lvl>
+    <w:lvl w:ilvl="8" w:tplc="0416001B" w:tentative="1">
+      <w:start w:val="1"/>
+      <w:numFmt w:val="lowerRoman"/>
+      <w:lvlText w:val="%9."/>
+      <w:lvlJc w:val="right"/>
+      <w:pPr>
+        <w:ind w:left="6480" w:hanging="180"/>
+      </w:pPr>
+    </w:lvl>
+  </w:abstractNum>
+  <w:abstractNum w:abstractNumId="6" w15:restartNumberingAfterBreak="0">
     <w:nsid w:val="2C68427F"/>
     <w:multiLevelType w:val="hybridMultilevel"/>
     <w:tmpl w:val="AD6A5D62"/>
@@ -3138,7 +3340,7 @@
       </w:rPr>
     </w:lvl>
   </w:abstractNum>
-  <w:abstractNum w:abstractNumId="5" w15:restartNumberingAfterBreak="0">
+  <w:abstractNum w:abstractNumId="7" w15:restartNumberingAfterBreak="0">
     <w:nsid w:val="2F4643FB"/>
     <w:multiLevelType w:val="hybridMultilevel"/>
     <w:tmpl w:val="78B4EF06"/>
@@ -3224,7 +3426,7 @@
       </w:pPr>
     </w:lvl>
   </w:abstractNum>
-  <w:abstractNum w:abstractNumId="6" w15:restartNumberingAfterBreak="0">
+  <w:abstractNum w:abstractNumId="8" w15:restartNumberingAfterBreak="0">
     <w:nsid w:val="2F935AFB"/>
     <w:multiLevelType w:val="hybridMultilevel"/>
     <w:tmpl w:val="37D0B246"/>
@@ -3337,7 +3539,7 @@
       </w:rPr>
     </w:lvl>
   </w:abstractNum>
-  <w:abstractNum w:abstractNumId="7" w15:restartNumberingAfterBreak="0">
+  <w:abstractNum w:abstractNumId="9" w15:restartNumberingAfterBreak="0">
     <w:nsid w:val="37893D55"/>
     <w:multiLevelType w:val="multilevel"/>
     <w:tmpl w:val="F5824482"/>
@@ -3458,7 +3660,7 @@
       </w:rPr>
     </w:lvl>
   </w:abstractNum>
-  <w:abstractNum w:abstractNumId="8" w15:restartNumberingAfterBreak="0">
+  <w:abstractNum w:abstractNumId="10" w15:restartNumberingAfterBreak="0">
     <w:nsid w:val="3DA77282"/>
     <w:multiLevelType w:val="hybridMultilevel"/>
     <w:tmpl w:val="51EC3DC2"/>
@@ -3544,7 +3746,7 @@
       </w:pPr>
     </w:lvl>
   </w:abstractNum>
-  <w:abstractNum w:abstractNumId="9" w15:restartNumberingAfterBreak="0">
+  <w:abstractNum w:abstractNumId="11" w15:restartNumberingAfterBreak="0">
     <w:nsid w:val="4C297489"/>
     <w:multiLevelType w:val="hybridMultilevel"/>
     <w:tmpl w:val="F992E5D8"/>
@@ -3657,7 +3859,7 @@
       </w:rPr>
     </w:lvl>
   </w:abstractNum>
-  <w:abstractNum w:abstractNumId="10" w15:restartNumberingAfterBreak="0">
+  <w:abstractNum w:abstractNumId="12" w15:restartNumberingAfterBreak="0">
     <w:nsid w:val="55EB4E93"/>
     <w:multiLevelType w:val="multilevel"/>
     <w:tmpl w:val="27707F86"/>
@@ -3770,7 +3972,7 @@
       </w:pPr>
     </w:lvl>
   </w:abstractNum>
-  <w:abstractNum w:abstractNumId="11" w15:restartNumberingAfterBreak="0">
+  <w:abstractNum w:abstractNumId="13" w15:restartNumberingAfterBreak="0">
     <w:nsid w:val="6BCA0466"/>
     <w:multiLevelType w:val="hybridMultilevel"/>
     <w:tmpl w:val="C8C4B9B6"/>
@@ -3856,7 +4058,7 @@
       </w:pPr>
     </w:lvl>
   </w:abstractNum>
-  <w:abstractNum w:abstractNumId="12" w15:restartNumberingAfterBreak="0">
+  <w:abstractNum w:abstractNumId="14" w15:restartNumberingAfterBreak="0">
     <w:nsid w:val="6C2D386B"/>
     <w:multiLevelType w:val="hybridMultilevel"/>
     <w:tmpl w:val="BB763A28"/>
@@ -3942,7 +4144,7 @@
       </w:pPr>
     </w:lvl>
   </w:abstractNum>
-  <w:abstractNum w:abstractNumId="13" w15:restartNumberingAfterBreak="0">
+  <w:abstractNum w:abstractNumId="15" w15:restartNumberingAfterBreak="0">
     <w:nsid w:val="6C374A86"/>
     <w:multiLevelType w:val="hybridMultilevel"/>
     <w:tmpl w:val="E6B690FC"/>
@@ -4055,7 +4257,7 @@
       </w:rPr>
     </w:lvl>
   </w:abstractNum>
-  <w:abstractNum w:abstractNumId="14" w15:restartNumberingAfterBreak="0">
+  <w:abstractNum w:abstractNumId="16" w15:restartNumberingAfterBreak="0">
     <w:nsid w:val="74732A1D"/>
     <w:multiLevelType w:val="hybridMultilevel"/>
     <w:tmpl w:val="89F63826"/>
@@ -4168,7 +4370,7 @@
       </w:rPr>
     </w:lvl>
   </w:abstractNum>
-  <w:abstractNum w:abstractNumId="15" w15:restartNumberingAfterBreak="0">
+  <w:abstractNum w:abstractNumId="17" w15:restartNumberingAfterBreak="0">
     <w:nsid w:val="77F25FA5"/>
     <w:multiLevelType w:val="hybridMultilevel"/>
     <w:tmpl w:val="840E7A5E"/>
@@ -4259,7 +4461,7 @@
       </w:pPr>
     </w:lvl>
   </w:abstractNum>
-  <w:abstractNum w:abstractNumId="16" w15:restartNumberingAfterBreak="0">
+  <w:abstractNum w:abstractNumId="18" w15:restartNumberingAfterBreak="0">
     <w:nsid w:val="78C85172"/>
     <w:multiLevelType w:val="hybridMultilevel"/>
     <w:tmpl w:val="BB763A28"/>
@@ -4346,55 +4548,61 @@
     </w:lvl>
   </w:abstractNum>
   <w:num w:numId="1" w16cid:durableId="58791955">
+    <w:abstractNumId w:val="3"/>
+  </w:num>
+  <w:num w:numId="2" w16cid:durableId="1209755170">
+    <w:abstractNumId w:val="17"/>
+  </w:num>
+  <w:num w:numId="3" w16cid:durableId="418521689">
     <w:abstractNumId w:val="2"/>
   </w:num>
-  <w:num w:numId="2" w16cid:durableId="1209755170">
-    <w:abstractNumId w:val="15"/>
-  </w:num>
-  <w:num w:numId="3" w16cid:durableId="418521689">
-    <w:abstractNumId w:val="1"/>
-  </w:num>
   <w:num w:numId="4" w16cid:durableId="1087189751">
-    <w:abstractNumId w:val="6"/>
+    <w:abstractNumId w:val="8"/>
   </w:num>
   <w:num w:numId="5" w16cid:durableId="681399977">
+    <w:abstractNumId w:val="14"/>
+  </w:num>
+  <w:num w:numId="6" w16cid:durableId="904146709">
+    <w:abstractNumId w:val="18"/>
+  </w:num>
+  <w:num w:numId="7" w16cid:durableId="918519387">
+    <w:abstractNumId w:val="10"/>
+  </w:num>
+  <w:num w:numId="8" w16cid:durableId="775296672">
+    <w:abstractNumId w:val="7"/>
+  </w:num>
+  <w:num w:numId="9" w16cid:durableId="544606402">
+    <w:abstractNumId w:val="4"/>
+  </w:num>
+  <w:num w:numId="10" w16cid:durableId="1877699676">
     <w:abstractNumId w:val="12"/>
   </w:num>
-  <w:num w:numId="6" w16cid:durableId="904146709">
-    <w:abstractNumId w:val="16"/>
-  </w:num>
-  <w:num w:numId="7" w16cid:durableId="918519387">
-    <w:abstractNumId w:val="8"/>
-  </w:num>
-  <w:num w:numId="8" w16cid:durableId="775296672">
-    <w:abstractNumId w:val="5"/>
-  </w:num>
-  <w:num w:numId="9" w16cid:durableId="544606402">
-    <w:abstractNumId w:val="3"/>
-  </w:num>
-  <w:num w:numId="10" w16cid:durableId="1877699676">
-    <w:abstractNumId w:val="10"/>
-  </w:num>
   <w:num w:numId="11" w16cid:durableId="1525896588">
-    <w:abstractNumId w:val="11"/>
+    <w:abstractNumId w:val="13"/>
   </w:num>
   <w:num w:numId="12" w16cid:durableId="949699961">
-    <w:abstractNumId w:val="7"/>
+    <w:abstractNumId w:val="9"/>
   </w:num>
   <w:num w:numId="13" w16cid:durableId="407850378">
     <w:abstractNumId w:val="0"/>
   </w:num>
   <w:num w:numId="14" w16cid:durableId="562840394">
-    <w:abstractNumId w:val="4"/>
+    <w:abstractNumId w:val="6"/>
   </w:num>
   <w:num w:numId="15" w16cid:durableId="1376344779">
-    <w:abstractNumId w:val="13"/>
+    <w:abstractNumId w:val="15"/>
   </w:num>
   <w:num w:numId="16" w16cid:durableId="2005425219">
-    <w:abstractNumId w:val="9"/>
+    <w:abstractNumId w:val="11"/>
   </w:num>
   <w:num w:numId="17" w16cid:durableId="1324359654">
-    <w:abstractNumId w:val="14"/>
+    <w:abstractNumId w:val="16"/>
+  </w:num>
+  <w:num w:numId="18" w16cid:durableId="1098597444">
+    <w:abstractNumId w:val="1"/>
+  </w:num>
+  <w:num w:numId="19" w16cid:durableId="947009319">
+    <w:abstractNumId w:val="5"/>
   </w:num>
 </w:numbering>
 </file>
